--- a/papers/tts/checkable_records.docx
+++ b/papers/tts/checkable_records.docx
@@ -139,43 +139,49 @@
         <w:t xml:space="preserve"> </w:t>
       </w:r>
       <w:r>
-        <w:t xml:space="preserve">named them. We also report a defect in our own work: the validator certifies the</w:t>
-      </w:r>
-      <w:r>
-        <w:t xml:space="preserve"> </w:t>
-      </w:r>
-      <w:r>
-        <w:t xml:space="preserve">higher conformance level for a deployment whose dependency graph its parser</w:t>
-      </w:r>
-      <w:r>
-        <w:t xml:space="preserve"> </w:t>
-      </w:r>
-      <w:r>
-        <w:t xml:space="preserve">cannot populate, so a coherence check passes over an empty graph. The same</w:t>
-      </w:r>
-      <w:r>
-        <w:t xml:space="preserve"> </w:t>
-      </w:r>
-      <w:r>
-        <w:t xml:space="preserve">programme requires judgment procedures to prove they are not vacuous, and the</w:t>
-      </w:r>
-      <w:r>
-        <w:t xml:space="preserve"> </w:t>
-      </w:r>
-      <w:r>
-        <w:t xml:space="preserve">record specification carries no equivalent condition. We state the fix and do not</w:t>
-      </w:r>
-      <w:r>
-        <w:t xml:space="preserve"> </w:t>
-      </w:r>
-      <w:r>
-        <w:t xml:space="preserve">apply it, because changing conformance semantics for a deployed ledger is the</w:t>
-      </w:r>
-      <w:r>
-        <w:t xml:space="preserve"> </w:t>
-      </w:r>
-      <w:r>
-        <w:t xml:space="preserve">specification owner’s decision rather than the checker’s.</w:t>
+        <w:t xml:space="preserve">named them. The validator also returned a result against the specification that</w:t>
+      </w:r>
+      <w:r>
+        <w:t xml:space="preserve"> </w:t>
+      </w:r>
+      <w:r>
+        <w:t xml:space="preserve">defines it: it was certifying the coherence level for a deployment whose</w:t>
+      </w:r>
+      <w:r>
+        <w:t xml:space="preserve"> </w:t>
+      </w:r>
+      <w:r>
+        <w:t xml:space="preserve">dependency graph its parser cannot populate, so that check was deciding an empty</w:t>
+      </w:r>
+      <w:r>
+        <w:t xml:space="preserve"> </w:t>
+      </w:r>
+      <w:r>
+        <w:t xml:space="preserve">graph. The same programme requires judgment procedures to prove they are not</w:t>
+      </w:r>
+      <w:r>
+        <w:t xml:space="preserve"> </w:t>
+      </w:r>
+      <w:r>
+        <w:t xml:space="preserve">vacuous, and the record specification carried no equivalent condition. It now</w:t>
+      </w:r>
+      <w:r>
+        <w:t xml:space="preserve"> </w:t>
+      </w:r>
+      <w:r>
+        <w:t xml:space="preserve">does, and the reference deployment moves down a level as a result. What it</w:t>
+      </w:r>
+      <w:r>
+        <w:t xml:space="preserve"> </w:t>
+      </w:r>
+      <w:r>
+        <w:t xml:space="preserve">demonstrated was never coherence, only the absence of anything to be incoherent</w:t>
+      </w:r>
+      <w:r>
+        <w:t xml:space="preserve"> </w:t>
+      </w:r>
+      <w:r>
+        <w:t xml:space="preserve">about.</w:t>
       </w:r>
     </w:p>
     <w:p>
@@ -1307,7 +1313,28 @@
         <w:pStyle w:val="BodyText"/>
       </w:pPr>
       <w:r>
-        <w:t xml:space="preserve">At L3 it conforms. P2 holds over the full range 001 to 091 with zero gaps and</w:t>
+        <w:t xml:space="preserve">Under the amended specification of Section ef</w:t>
+      </w:r>
+      <w:r>
+        <w:t xml:space="preserve">sec:selfcheck</w:t>
+      </w:r>
+      <w:r>
+        <w:t xml:space="preserve"> </w:t>
+      </w:r>
+      <w:r>
+        <w:t xml:space="preserve">it conforms at</w:t>
+      </w:r>
+      <w:r>
+        <w:t xml:space="preserve"> </w:t>
+      </w:r>
+      <w:r>
+        <w:t xml:space="preserve">L2, and the L3 it was previously reported at was vacuous. P2 holds over the full</w:t>
+      </w:r>
+      <w:r>
+        <w:t xml:space="preserve"> </w:t>
+      </w:r>
+      <w:r>
+        <w:t xml:space="preserve">range 001 to 091 with zero gaps and</w:t>
       </w:r>
       <w:r>
         <w:t xml:space="preserve"> </w:t>
@@ -2214,13 +2241,31 @@
         <w:pStyle w:val="FirstParagraph"/>
       </w:pPr>
       <w:r>
-        <w:t xml:space="preserve">The most serious finding in this paper is a defect in our own work, and the</w:t>
-      </w:r>
-      <w:r>
-        <w:t xml:space="preserve"> </w:t>
-      </w:r>
-      <w:r>
-        <w:t xml:space="preserve">validator produced it.</w:t>
+        <w:t xml:space="preserve">The result with the most consequence here came from pointing the validator at</w:t>
+      </w:r>
+      <w:r>
+        <w:t xml:space="preserve"> </w:t>
+      </w:r>
+      <w:r>
+        <w:t xml:space="preserve">the specification that defines it. We report it the way we report the others,</w:t>
+      </w:r>
+      <w:r>
+        <w:t xml:space="preserve"> </w:t>
+      </w:r>
+      <w:r>
+        <w:t xml:space="preserve">because a check that returns something is a check doing its work, and a</w:t>
+      </w:r>
+      <w:r>
+        <w:t xml:space="preserve"> </w:t>
+      </w:r>
+      <w:r>
+        <w:t xml:space="preserve">specification that could not be caught by its own instrument would be the more</w:t>
+      </w:r>
+      <w:r>
+        <w:t xml:space="preserve"> </w:t>
+      </w:r>
+      <w:r>
+        <w:t xml:space="preserve">troubling object.</w:t>
       </w:r>
     </w:p>
     <w:p>
@@ -2366,43 +2411,125 @@
         <w:pStyle w:val="BodyText"/>
       </w:pPr>
       <w:r>
-        <w:t xml:space="preserve">We have not implemented it here. Applying it would move a deployed record from</w:t>
-      </w:r>
-      <w:r>
-        <w:t xml:space="preserve"> </w:t>
-      </w:r>
-      <w:r>
-        <w:t xml:space="preserve">conforming to non-conforming, and that is a decision for the specification’s</w:t>
-      </w:r>
-      <w:r>
-        <w:t xml:space="preserve"> </w:t>
-      </w:r>
-      <w:r>
-        <w:t xml:space="preserve">owner rather than for the checker’s author, on the same grounds that a separate</w:t>
-      </w:r>
-      <w:r>
-        <w:t xml:space="preserve"> </w:t>
-      </w:r>
-      <w:r>
-        <w:t xml:space="preserve">finding elsewhere in this programme is left unrepaired. Reporting the defect and</w:t>
-      </w:r>
-      <w:r>
-        <w:t xml:space="preserve"> </w:t>
-      </w:r>
-      <w:r>
-        <w:t xml:space="preserve">leaving it open is the behavior the specification asks for. It is also the reason</w:t>
-      </w:r>
-      <w:r>
-        <w:t xml:space="preserve"> </w:t>
-      </w:r>
-      <w:r>
-        <w:t xml:space="preserve">we report conformance levels for both deployments with the qualification that</w:t>
-      </w:r>
-      <w:r>
-        <w:t xml:space="preserve"> </w:t>
-      </w:r>
-      <w:r>
-        <w:t xml:space="preserve">Deployment A’s L3 is, on the current definition, weaker than it sounds.</w:t>
+        <w:t xml:space="preserve">We implemented it. The specification gained a non-vacuity clause requiring that</w:t>
+      </w:r>
+      <w:r>
+        <w:t xml:space="preserve"> </w:t>
+      </w:r>
+      <w:r>
+        <w:t xml:space="preserve">edge coverage be reported in every run, that a ledger declaring no resolving</w:t>
+      </w:r>
+      <w:r>
+        <w:t xml:space="preserve"> </w:t>
+      </w:r>
+      <w:r>
+        <w:t xml:space="preserve">dependency edge fail, and that a storage format incapable of expressing such an</w:t>
+      </w:r>
+      <w:r>
+        <w:t xml:space="preserve"> </w:t>
+      </w:r>
+      <w:r>
+        <w:t xml:space="preserve">edge be capped at L2, where no property quantifies over the graph. A programme</w:t>
+      </w:r>
+      <w:r>
+        <w:t xml:space="preserve"> </w:t>
+      </w:r>
+      <w:r>
+        <w:t xml:space="preserve">may declare a minimum coverage and the validator enforces it; the specification</w:t>
+      </w:r>
+      <w:r>
+        <w:t xml:space="preserve"> </w:t>
+      </w:r>
+      <w:r>
+        <w:t xml:space="preserve">declines to set a general floor, because the defensible value depends on how many</w:t>
+      </w:r>
+      <w:r>
+        <w:t xml:space="preserve"> </w:t>
+      </w:r>
+      <w:r>
+        <w:t xml:space="preserve">of a corpus’s claims are independent of the rest.</w:t>
+      </w:r>
+    </w:p>
+    <w:p>
+      <w:pPr>
+        <w:pStyle w:val="BodyText"/>
+      </w:pPr>
+      <w:r>
+        <w:t xml:space="preserve">The effect on the two deployments is asymmetric. Deployment A now fails L3 and</w:t>
+      </w:r>
+      <w:r>
+        <w:t xml:space="preserve"> </w:t>
+      </w:r>
+      <w:r>
+        <w:t xml:space="preserve">conforms at L2. Nothing about that programme changed: its claims, its seals, and</w:t>
+      </w:r>
+      <w:r>
+        <w:t xml:space="preserve"> </w:t>
+      </w:r>
+      <w:r>
+        <w:t xml:space="preserve">its registry accounting are exactly as previously reported, and no scientific</w:t>
+      </w:r>
+      <w:r>
+        <w:t xml:space="preserve"> </w:t>
+      </w:r>
+      <w:r>
+        <w:t xml:space="preserve">result is affected. What changed is that the report no longer states that</w:t>
+      </w:r>
+      <w:r>
+        <w:t xml:space="preserve"> </w:t>
+      </w:r>
+      <w:r>
+        <w:t xml:space="preserve">coherence was verified when what was verified was an empty graph. Deployment B is</w:t>
+      </w:r>
+      <w:r>
+        <w:t xml:space="preserve"> </w:t>
+      </w:r>
+      <w:r>
+        <w:t xml:space="preserve">unaffected, declaring 196 resolving edges across 154 of its 236 claims, an edge</w:t>
+      </w:r>
+      <w:r>
+        <w:t xml:space="preserve"> </w:t>
+      </w:r>
+      <w:r>
+        <w:t xml:space="preserve">coverage of 0.653, and continuing to conform at L3 against its baseline.</w:t>
+      </w:r>
+    </w:p>
+    <w:p>
+      <w:pPr>
+        <w:pStyle w:val="BodyText"/>
+      </w:pPr>
+      <w:r>
+        <w:t xml:space="preserve">The gap had persisted through a written conformance report and a published case</w:t>
+      </w:r>
+      <w:r>
+        <w:t xml:space="preserve"> </w:t>
+      </w:r>
+      <w:r>
+        <w:t xml:space="preserve">study without a reader noticing, which is the same pattern as the other three</w:t>
+      </w:r>
+      <w:r>
+        <w:t xml:space="preserve"> </w:t>
+      </w:r>
+      <w:r>
+        <w:t xml:space="preserve">findings and the reason we think the exercise is worth the cost. Readers checked</w:t>
+      </w:r>
+      <w:r>
+        <w:t xml:space="preserve"> </w:t>
+      </w:r>
+      <w:r>
+        <w:t xml:space="preserve">whether the coherence property passed. Deciding whether it had anything to pass</w:t>
+      </w:r>
+      <w:r>
+        <w:t xml:space="preserve"> </w:t>
+      </w:r>
+      <w:r>
+        <w:t xml:space="preserve">over is the kind of question a check answers cheaply and a reading does not</w:t>
+      </w:r>
+      <w:r>
+        <w:t xml:space="preserve"> </w:t>
+      </w:r>
+      <w:r>
+        <w:t xml:space="preserve">answer at all.</w:t>
       </w:r>
     </w:p>
     <w:bookmarkEnd w:id="25"/>
@@ -2881,19 +3008,43 @@
         </w:r>
       </w:hyperlink>
       <w:r>
-        <w:t xml:space="preserve">’s defect means the two deployments are not</w:t>
-      </w:r>
-      <w:r>
-        <w:t xml:space="preserve"> </w:t>
-      </w:r>
-      <w:r>
-        <w:t xml:space="preserve">directly comparable. Deployment B’s conformance is evaluated over a real</w:t>
-      </w:r>
-      <w:r>
-        <w:t xml:space="preserve"> </w:t>
-      </w:r>
-      <w:r>
-        <w:t xml:space="preserve">dependency graph and Deployment A’s over an empty one.</w:t>
+        <w:t xml:space="preserve">’s clause leaves the two deployments incomparable on</w:t>
+      </w:r>
+      <w:r>
+        <w:t xml:space="preserve"> </w:t>
+      </w:r>
+      <w:r>
+        <w:t xml:space="preserve">coherence, and now says so rather than obscuring it. Deployment B is evaluated</w:t>
+      </w:r>
+      <w:r>
+        <w:t xml:space="preserve"> </w:t>
+      </w:r>
+      <w:r>
+        <w:t xml:space="preserve">over a real dependency graph at 0.653 edge coverage. Deployment A has no graph to</w:t>
+      </w:r>
+      <w:r>
+        <w:t xml:space="preserve"> </w:t>
+      </w:r>
+      <w:r>
+        <w:t xml:space="preserve">evaluate, and recovering one means migrating it to a format with a dependency</w:t>
+      </w:r>
+      <w:r>
+        <w:t xml:space="preserve"> </w:t>
+      </w:r>
+      <w:r>
+        <w:t xml:space="preserve">field and declaring structure that currently exists only implicitly in its</w:t>
+      </w:r>
+      <w:r>
+        <w:t xml:space="preserve"> </w:t>
+      </w:r>
+      <w:r>
+        <w:t xml:space="preserve">chapters. That migration is unperformed, and until it is done this paper reports</w:t>
+      </w:r>
+      <w:r>
+        <w:t xml:space="preserve"> </w:t>
+      </w:r>
+      <w:r>
+        <w:t xml:space="preserve">one deployment’s coherence rather than two.</w:t>
       </w:r>
     </w:p>
     <w:bookmarkEnd w:id="27"/>

--- a/papers/tts/checkable_records.docx
+++ b/papers/tts/checkable_records.docx
@@ -169,7 +169,7 @@
         <w:t xml:space="preserve"> </w:t>
       </w:r>
       <w:r>
-        <w:t xml:space="preserve">does, and the reference deployment moves down a level as a result. What it</w:t>
+        <w:t xml:space="preserve">does, and the reference deployment moves down a level as a result: what it</w:t>
       </w:r>
       <w:r>
         <w:t xml:space="preserve"> </w:t>
@@ -181,7 +181,31 @@
         <w:t xml:space="preserve"> </w:t>
       </w:r>
       <w:r>
-        <w:t xml:space="preserve">about.</w:t>
+        <w:t xml:space="preserve">about. Converting that deployment to a format with a dependency field then</w:t>
+      </w:r>
+      <w:r>
+        <w:t xml:space="preserve"> </w:t>
+      </w:r>
+      <w:r>
+        <w:t xml:space="preserve">surfaced a second gap, larger than the first. The specification gives claims a</w:t>
+      </w:r>
+      <w:r>
+        <w:t xml:space="preserve"> </w:t>
+      </w:r>
+      <w:r>
+        <w:t xml:space="preserve">priority property and gives dependency edges none, so a graph wired after its</w:t>
+      </w:r>
+      <w:r>
+        <w:t xml:space="preserve"> </w:t>
+      </w:r>
+      <w:r>
+        <w:t xml:space="preserve">results are known cannot be told from one declared in advance. We wired one that</w:t>
+      </w:r>
+      <w:r>
+        <w:t xml:space="preserve"> </w:t>
+      </w:r>
+      <w:r>
+        <w:t xml:space="preserve">way, and the checker accepted it.</w:t>
       </w:r>
     </w:p>
     <w:p>
@@ -389,7 +413,7 @@
           <w:rPr>
             <w:rStyle w:val="Hyperlink"/>
           </w:rPr>
-          <w:t xml:space="preserve">9</w:t>
+          <w:t xml:space="preserve">10</w:t>
         </w:r>
       </w:hyperlink>
       <w:r>
@@ -987,7 +1011,7 @@
           <w:rPr>
             <w:rStyle w:val="Hyperlink"/>
           </w:rPr>
-          <w:t xml:space="preserve">8</w:t>
+          <w:t xml:space="preserve">9</w:t>
         </w:r>
       </w:hyperlink>
       <w:r>
@@ -1313,7 +1337,13 @@
         <w:pStyle w:val="BodyText"/>
       </w:pPr>
       <w:r>
-        <w:t xml:space="preserve">Under the amended specification of Section ef</w:t>
+        <w:t xml:space="preserve">Under the amended specification of Section </w:t>
+      </w:r>
+      <w:r>
+        <w:t xml:space="preserve"> </w:t>
+      </w:r>
+      <w:r>
+        <w:t xml:space="preserve">ef</w:t>
       </w:r>
       <w:r>
         <w:t xml:space="preserve">sec:selfcheck</w:t>
@@ -2533,12 +2563,441 @@
       </w:r>
     </w:p>
     <w:bookmarkEnd w:id="25"/>
-    <w:bookmarkStart w:id="26" w:name="discussion"/>
+    <w:bookmarkStart w:id="27" w:name="sec:spine"/>
     <w:p>
       <w:pPr>
         <w:pStyle w:val="Heading1"/>
       </w:pPr>
       <w:r>
+        <w:t xml:space="preserve">Wiring a graph into Deployment A</w:t>
+      </w:r>
+    </w:p>
+    <w:p>
+      <w:pPr>
+        <w:pStyle w:val="FirstParagraph"/>
+      </w:pPr>
+      <w:r>
+        <w:t xml:space="preserve">The non-vacuity clause caps a format that cannot express edges, which invites the</w:t>
+      </w:r>
+      <w:r>
+        <w:t xml:space="preserve"> </w:t>
+      </w:r>
+      <w:r>
+        <w:t xml:space="preserve">obvious response: give it one. Deployment A was converted to native claim</w:t>
+      </w:r>
+      <w:r>
+        <w:t xml:space="preserve"> </w:t>
+      </w:r>
+      <w:r>
+        <w:t xml:space="preserve">objects, 77 of them, one per ledger row.</w:t>
+      </w:r>
+    </w:p>
+    <w:p>
+      <w:pPr>
+        <w:pStyle w:val="BodyText"/>
+      </w:pPr>
+      <w:r>
+        <w:t xml:space="preserve">Edges were produced as candidates mechanically, by finding every mention of one</w:t>
+      </w:r>
+      <w:r>
+        <w:t xml:space="preserve"> </w:t>
+      </w:r>
+      <w:r>
+        <w:t xml:space="preserve">claim’s identifier inside another claim’s row together with its surrounding</w:t>
+      </w:r>
+      <w:r>
+        <w:t xml:space="preserve"> </w:t>
+      </w:r>
+      <w:r>
+        <w:t xml:space="preserve">sentence, then adjudicated one at a time by reading that sentence. Type</w:t>
+      </w:r>
+      <w:r>
+        <w:t xml:space="preserve"> </w:t>
+      </w:r>
+      <w:r>
+        <w:t xml:space="preserve">assignment was not automated, because the specification is explicit that a</w:t>
+      </w:r>
+      <w:r>
+        <w:t xml:space="preserve"> </w:t>
+      </w:r>
+      <w:r>
+        <w:t xml:space="preserve">checker cannot separate an edge a claim rests on from a contextual one, and an</w:t>
+      </w:r>
+      <w:r>
+        <w:t xml:space="preserve"> </w:t>
+      </w:r>
+      <w:r>
+        <w:t xml:space="preserve">automated guess would have manufactured exactly the structure the exercise</w:t>
+      </w:r>
+      <w:r>
+        <w:t xml:space="preserve"> </w:t>
+      </w:r>
+      <w:r>
+        <w:t xml:space="preserve">measures. Fifty-two raw candidates reduced to twenty-five after excluding matches</w:t>
+      </w:r>
+      <w:r>
+        <w:t xml:space="preserve"> </w:t>
+      </w:r>
+      <w:r>
+        <w:t xml:space="preserve">inside a row’s own identifier cell, and twenty-seven edges were declared: eight</w:t>
+      </w:r>
+      <w:r>
+        <w:t xml:space="preserve"> </w:t>
+      </w:r>
+      <w:r>
+        <w:t xml:space="preserve">bearing weight, three corroborating, sixteen contextual.</w:t>
+      </w:r>
+    </w:p>
+    <w:p>
+      <w:pPr>
+        <w:pStyle w:val="BodyText"/>
+      </w:pPr>
+      <w:r>
+        <w:t xml:space="preserve">extbf</w:t>
+      </w:r>
+      <w:r>
+        <w:t xml:space="preserve">Most of the first run was the converter’s error, and reporting that is</w:t>
+      </w:r>
+      <w:r>
+        <w:t xml:space="preserve"> </w:t>
+      </w:r>
+      <w:r>
+        <w:t xml:space="preserve">part of the result.</w:t>
+      </w:r>
+      <w:r>
+        <w:t xml:space="preserve"> </w:t>
+      </w:r>
+      <w:r>
+        <w:t xml:space="preserve">The first run raised 44 errors, of which 43 were ours: every</w:t>
+      </w:r>
+      <w:r>
+        <w:t xml:space="preserve"> </w:t>
+      </w:r>
+      <w:r>
+        <w:t xml:space="preserve">object had been marked retrospective on the reasoning that its edges were written</w:t>
+      </w:r>
+      <w:r>
+        <w:t xml:space="preserve"> </w:t>
+      </w:r>
+      <w:r>
+        <w:t xml:space="preserve">today, which is the wrong object, since that flag is about a claim’s own priority</w:t>
+      </w:r>
+      <w:r>
+        <w:t xml:space="preserve"> </w:t>
+      </w:r>
+      <w:r>
+        <w:t xml:space="preserve">and these claims are registered. The second run raised 12, of which 6 were ours:</w:t>
+      </w:r>
+      <w:r>
+        <w:t xml:space="preserve"> </w:t>
+      </w:r>
+      <w:r>
+        <w:t xml:space="preserve">the registration detector matched one of the ledger’s naming schemes, and</w:t>
+      </w:r>
+      <w:r>
+        <w:t xml:space="preserve"> </w:t>
+      </w:r>
+      <w:r>
+        <w:t xml:space="preserve">reported the entire crucible family, sealed before any test ran under a different</w:t>
+      </w:r>
+      <w:r>
+        <w:t xml:space="preserve"> </w:t>
+      </w:r>
+      <w:r>
+        <w:t xml:space="preserve">scheme, as unregistered. A conversion run by someone less familiar with the</w:t>
+      </w:r>
+      <w:r>
+        <w:t xml:space="preserve"> </w:t>
+      </w:r>
+      <w:r>
+        <w:t xml:space="preserve">corpus would have recorded six false accusations of missing priority. The residue</w:t>
+      </w:r>
+      <w:r>
+        <w:t xml:space="preserve"> </w:t>
+      </w:r>
+      <w:r>
+        <w:t xml:space="preserve">after both corrections is six findings.</w:t>
+      </w:r>
+    </w:p>
+    <w:p>
+      <w:pPr>
+        <w:pStyle w:val="BodyText"/>
+      </w:pPr>
+      <w:r>
+        <w:t xml:space="preserve">Three claims assert a class requiring prior registration while their rows name no</w:t>
+      </w:r>
+      <w:r>
+        <w:t xml:space="preserve"> </w:t>
+      </w:r>
+      <w:r>
+        <w:t xml:space="preserve">registration under any scheme. Two verification records carry a prediction class</w:t>
+      </w:r>
+      <w:r>
+        <w:t xml:space="preserve"> </w:t>
+      </w:r>
+      <w:r>
+        <w:t xml:space="preserve">where the specification provides record classes that carry no evidence grade of</w:t>
+      </w:r>
+      <w:r>
+        <w:t xml:space="preserve"> </w:t>
+      </w:r>
+      <w:r>
+        <w:t xml:space="preserve">their own. Two claims are tagged with a class token the specification does not</w:t>
+      </w:r>
+      <w:r>
+        <w:t xml:space="preserve"> </w:t>
+      </w:r>
+      <w:r>
+        <w:t xml:space="preserve">define, which the parser read as a live class where the programme means a</w:t>
+      </w:r>
+      <w:r>
+        <w:t xml:space="preserve"> </w:t>
+      </w:r>
+      <w:r>
+        <w:t xml:space="preserve">terminal one. A table header has been counted as a claim in every previous report</w:t>
+      </w:r>
+      <w:r>
+        <w:t xml:space="preserve"> </w:t>
+      </w:r>
+      <w:r>
+        <w:t xml:space="preserve">of this ledger, so the true count is 77 and not 78. And the two front ends are</w:t>
+      </w:r>
+      <w:r>
+        <w:t xml:space="preserve"> </w:t>
+      </w:r>
+      <w:r>
+        <w:t xml:space="preserve">exclusive, so no single invocation reads both the claim objects and the registry</w:t>
+      </w:r>
+      <w:r>
+        <w:t xml:space="preserve"> </w:t>
+      </w:r>
+      <w:r>
+        <w:t xml:space="preserve">accounting table.</w:t>
+      </w:r>
+    </w:p>
+    <w:p>
+      <w:pPr>
+        <w:pStyle w:val="BodyText"/>
+      </w:pPr>
+      <w:r>
+        <w:t xml:space="preserve">The sixth is the one the graph was built to find. exttt</w:t>
+      </w:r>
+      <w:r>
+        <w:t xml:space="preserve">GO-12</w:t>
+      </w:r>
+      <w:r>
+        <w:t xml:space="preserve"> </w:t>
+      </w:r>
+      <w:r>
+        <w:t xml:space="preserve">is classed as</w:t>
+      </w:r>
+      <w:r>
+        <w:t xml:space="preserve"> </w:t>
+      </w:r>
+      <w:r>
+        <w:t xml:space="preserve">registered in advance and rests on exttt</w:t>
+      </w:r>
+      <w:r>
+        <w:t xml:space="preserve">GO-11</w:t>
+      </w:r>
+      <w:r>
+        <w:t xml:space="preserve">, which is not; under the</w:t>
+      </w:r>
+      <w:r>
+        <w:t xml:space="preserve"> </w:t>
+      </w:r>
+      <w:r>
+        <w:t xml:space="preserve">partial order over classes neither dominates the other, and the check refuses the</w:t>
+      </w:r>
+      <w:r>
+        <w:t xml:space="preserve"> </w:t>
+      </w:r>
+      <w:r>
+        <w:t xml:space="preserve">claim. The content is not bookkeeping. Priority does not propagate upward through</w:t>
+      </w:r>
+      <w:r>
+        <w:t xml:space="preserve"> </w:t>
+      </w:r>
+      <w:r>
+        <w:t xml:space="preserve">a dependency: a claim registered before its test, resting on a claim that was</w:t>
+      </w:r>
+      <w:r>
+        <w:t xml:space="preserve"> </w:t>
+      </w:r>
+      <w:r>
+        <w:t xml:space="preserve">not, cannot carry its registered standing past the joint. That is invisible in</w:t>
+      </w:r>
+      <w:r>
+        <w:t xml:space="preserve"> </w:t>
+      </w:r>
+      <w:r>
+        <w:t xml:space="preserve">prose, and it is what a declared graph is for.</w:t>
+      </w:r>
+    </w:p>
+    <w:bookmarkStart w:id="26" w:name="X13e42457090608b9fe08b021b31bb0ccfa3ee64"/>
+    <w:p>
+      <w:pPr>
+        <w:pStyle w:val="Heading2"/>
+      </w:pPr>
+      <w:r>
+        <w:t xml:space="preserve">What the conversion showed about the specification</w:t>
+      </w:r>
+    </w:p>
+    <w:p>
+      <w:pPr>
+        <w:pStyle w:val="FirstParagraph"/>
+      </w:pPr>
+      <w:r>
+        <w:t xml:space="preserve">Twenty-seven edges were declared into a corpus whose results were all in, and the</w:t>
+      </w:r>
+      <w:r>
+        <w:t xml:space="preserve"> </w:t>
+      </w:r>
+      <w:r>
+        <w:t xml:space="preserve">validator accepted every one without comment. The specification gives claims a</w:t>
+      </w:r>
+      <w:r>
+        <w:t xml:space="preserve"> </w:t>
+      </w:r>
+      <w:r>
+        <w:t xml:space="preserve">priority property and gives edges none. Nothing requires an edge to have been</w:t>
+      </w:r>
+      <w:r>
+        <w:t xml:space="preserve"> </w:t>
+      </w:r>
+      <w:r>
+        <w:t xml:space="preserve">declared before the test it bears on, nothing records when an edge was declared,</w:t>
+      </w:r>
+      <w:r>
+        <w:t xml:space="preserve"> </w:t>
+      </w:r>
+      <w:r>
+        <w:t xml:space="preserve">and no check separates a graph wired in advance from one wired afterwards.</w:t>
+      </w:r>
+    </w:p>
+    <w:p>
+      <w:pPr>
+        <w:pStyle w:val="BodyText"/>
+      </w:pPr>
+      <w:r>
+        <w:t xml:space="preserve">This bears on the companion manuscript, which argues that a claim ledger makes a</w:t>
+      </w:r>
+      <w:r>
+        <w:t xml:space="preserve"> </w:t>
+      </w:r>
+      <w:r>
+        <w:t xml:space="preserve">research programme’s core-and-belt partition a property of the record rather than</w:t>
+      </w:r>
+      <w:r>
+        <w:t xml:space="preserve"> </w:t>
+      </w:r>
+      <w:r>
+        <w:t xml:space="preserve">a reconstruction made by someone who already knows which commitments survived.</w:t>
+      </w:r>
+      <w:r>
+        <w:t xml:space="preserve"> </w:t>
+      </w:r>
+      <w:r>
+        <w:t xml:space="preserve">That argument needs the edges to be prospective. A ledger conforming at the</w:t>
+      </w:r>
+      <w:r>
+        <w:t xml:space="preserve"> </w:t>
+      </w:r>
+      <w:r>
+        <w:t xml:space="preserve">highest level defined today may have been wired entirely in hindsight, and this</w:t>
+      </w:r>
+      <w:r>
+        <w:t xml:space="preserve"> </w:t>
+      </w:r>
+      <w:r>
+        <w:t xml:space="preserve">one was. The companion now states its claim as what a ledger makes possible</w:t>
+      </w:r>
+      <w:r>
+        <w:t xml:space="preserve"> </w:t>
+      </w:r>
+      <w:r>
+        <w:t xml:space="preserve">rather than as what any deployment demonstrates.</w:t>
+      </w:r>
+    </w:p>
+    <w:p>
+      <w:pPr>
+        <w:pStyle w:val="BodyText"/>
+      </w:pPr>
+      <w:r>
+        <w:t xml:space="preserve">The remedy has a precedent inside this programme. The discovery arm met the same</w:t>
+      </w:r>
+      <w:r>
+        <w:t xml:space="preserve"> </w:t>
+      </w:r>
+      <w:r>
+        <w:t xml:space="preserve">problem for transformation families and resolved it by admitting a late row only</w:t>
+      </w:r>
+      <w:r>
+        <w:t xml:space="preserve"> </w:t>
+      </w:r>
+      <w:r>
+        <w:t xml:space="preserve">when it carries the date it was written, names the sealed artifact holding the</w:t>
+      </w:r>
+      <w:r>
+        <w:t xml:space="preserve"> </w:t>
+      </w:r>
+      <w:r>
+        <w:t xml:space="preserve">real declaration, and shows that declaration preceding the result. Dependency</w:t>
+      </w:r>
+      <w:r>
+        <w:t xml:space="preserve"> </w:t>
+      </w:r>
+      <w:r>
+        <w:t xml:space="preserve">edges want the same three fields, and blast radius should then report the</w:t>
+      </w:r>
+      <w:r>
+        <w:t xml:space="preserve"> </w:t>
+      </w:r>
+      <w:r>
+        <w:t xml:space="preserve">prospective subgraph separately, since that is the only part of a graph the</w:t>
+      </w:r>
+      <w:r>
+        <w:t xml:space="preserve"> </w:t>
+      </w:r>
+      <w:r>
+        <w:t xml:space="preserve">appraisal argument is entitled to. We have not implemented it. It changes the</w:t>
+      </w:r>
+      <w:r>
+        <w:t xml:space="preserve"> </w:t>
+      </w:r>
+      <w:r>
+        <w:t xml:space="preserve">meaning of every edge in both deployments, and after the clause in</w:t>
+      </w:r>
+      <w:r>
+        <w:t xml:space="preserve"> </w:t>
+      </w:r>
+      <w:r>
+        <w:t xml:space="preserve">Section ef</w:t>
+      </w:r>
+      <w:r>
+        <w:t xml:space="preserve">sec:selfcheck</w:t>
+      </w:r>
+      <w:r>
+        <w:t xml:space="preserve"> </w:t>
+      </w:r>
+      <w:r>
+        <w:t xml:space="preserve">that is a change to make deliberately rather than in</w:t>
+      </w:r>
+      <w:r>
+        <w:t xml:space="preserve"> </w:t>
+      </w:r>
+      <w:r>
+        <w:t xml:space="preserve">the sitting that discovered the need for it.</w:t>
+      </w:r>
+    </w:p>
+    <w:bookmarkEnd w:id="26"/>
+    <w:bookmarkEnd w:id="27"/>
+    <w:bookmarkStart w:id="28" w:name="discussion"/>
+    <w:p>
+      <w:pPr>
+        <w:pStyle w:val="Heading1"/>
+      </w:pPr>
+      <w:r>
         <w:t xml:space="preserve">Discussion</w:t>
       </w:r>
     </w:p>
@@ -2746,8 +3205,8 @@
         <w:t xml:space="preserve">appearing to succeed on paper.</w:t>
       </w:r>
     </w:p>
-    <w:bookmarkEnd w:id="26"/>
-    <w:bookmarkStart w:id="27" w:name="sec:limits"/>
+    <w:bookmarkEnd w:id="28"/>
+    <w:bookmarkStart w:id="29" w:name="sec:limits"/>
     <w:p>
       <w:pPr>
         <w:pStyle w:val="Heading1"/>
@@ -3008,47 +3467,47 @@
         </w:r>
       </w:hyperlink>
       <w:r>
-        <w:t xml:space="preserve">’s clause leaves the two deployments incomparable on</w:t>
-      </w:r>
-      <w:r>
-        <w:t xml:space="preserve"> </w:t>
-      </w:r>
-      <w:r>
-        <w:t xml:space="preserve">coherence, and now says so rather than obscuring it. Deployment B is evaluated</w:t>
-      </w:r>
-      <w:r>
-        <w:t xml:space="preserve"> </w:t>
-      </w:r>
-      <w:r>
-        <w:t xml:space="preserve">over a real dependency graph at 0.653 edge coverage. Deployment A has no graph to</w:t>
-      </w:r>
-      <w:r>
-        <w:t xml:space="preserve"> </w:t>
-      </w:r>
-      <w:r>
-        <w:t xml:space="preserve">evaluate, and recovering one means migrating it to a format with a dependency</w:t>
-      </w:r>
-      <w:r>
-        <w:t xml:space="preserve"> </w:t>
-      </w:r>
-      <w:r>
-        <w:t xml:space="preserve">field and declaring structure that currently exists only implicitly in its</w:t>
-      </w:r>
-      <w:r>
-        <w:t xml:space="preserve"> </w:t>
-      </w:r>
-      <w:r>
-        <w:t xml:space="preserve">chapters. That migration is unperformed, and until it is done this paper reports</w:t>
-      </w:r>
-      <w:r>
-        <w:t xml:space="preserve"> </w:t>
-      </w:r>
-      <w:r>
-        <w:t xml:space="preserve">one deployment’s coherence rather than two.</w:t>
-      </w:r>
-    </w:p>
-    <w:bookmarkEnd w:id="27"/>
-    <w:bookmarkStart w:id="28" w:name="sec:related"/>
+        <w:t xml:space="preserve">’s clause left the two deployments incomparable on</w:t>
+      </w:r>
+      <w:r>
+        <w:t xml:space="preserve"> </w:t>
+      </w:r>
+      <w:r>
+        <w:t xml:space="preserve">coherence, and Deployment A has since been converted to a format with a</w:t>
+      </w:r>
+      <w:r>
+        <w:t xml:space="preserve"> </w:t>
+      </w:r>
+      <w:r>
+        <w:t xml:space="preserve">dependency field, reported in Section ef</w:t>
+      </w:r>
+      <w:r>
+        <w:t xml:space="preserve">sec:spine</w:t>
+      </w:r>
+      <w:r>
+        <w:t xml:space="preserve">. It now carries a real but</w:t>
+      </w:r>
+      <w:r>
+        <w:t xml:space="preserve"> </w:t>
+      </w:r>
+      <w:r>
+        <w:t xml:space="preserve">sparse graph at 0.078 edge coverage against Deployment B’s 0.653, and the gap is</w:t>
+      </w:r>
+      <w:r>
+        <w:t xml:space="preserve"> </w:t>
+      </w:r>
+      <w:r>
+        <w:t xml:space="preserve">a fact about the corpora rather than about the checker: most of Deployment A’s</w:t>
+      </w:r>
+      <w:r>
+        <w:t xml:space="preserve"> </w:t>
+      </w:r>
+      <w:r>
+        <w:t xml:space="preserve">dependency structure is not written down in any document a converter can read.</w:t>
+      </w:r>
+    </w:p>
+    <w:bookmarkEnd w:id="29"/>
+    <w:bookmarkStart w:id="30" w:name="sec:related"/>
     <w:p>
       <w:pPr>
         <w:pStyle w:val="Heading1"/>
@@ -3223,8 +3682,8 @@
         <w:t xml:space="preserve">assistant. We offer the conjunction, and the measurement of what it caught.</w:t>
       </w:r>
     </w:p>
-    <w:bookmarkEnd w:id="28"/>
-    <w:bookmarkStart w:id="29" w:name="conclusion"/>
+    <w:bookmarkEnd w:id="30"/>
+    <w:bookmarkStart w:id="31" w:name="conclusion"/>
     <w:p>
       <w:pPr>
         <w:pStyle w:val="Heading1"/>
@@ -3347,8 +3806,8 @@
         <w:t xml:space="preserve">what the rest of this apparatus is for.</w:t>
       </w:r>
     </w:p>
-    <w:bookmarkEnd w:id="29"/>
-    <w:bookmarkStart w:id="30" w:name="companion-paper"/>
+    <w:bookmarkEnd w:id="31"/>
+    <w:bookmarkStart w:id="32" w:name="companion-paper"/>
     <w:p>
       <w:pPr>
         <w:pStyle w:val="Heading1"/>
@@ -3433,8 +3892,8 @@
         <w:t xml:space="preserve">prediction that companion states.</w:t>
       </w:r>
     </w:p>
-    <w:bookmarkEnd w:id="30"/>
-    <w:bookmarkStart w:id="31" w:name="acknowledgment-of-ai-use"/>
+    <w:bookmarkEnd w:id="32"/>
+    <w:bookmarkStart w:id="33" w:name="acknowledgment-of-ai-use"/>
     <w:p>
       <w:pPr>
         <w:pStyle w:val="Heading1"/>
@@ -3935,7 +4394,7 @@
         <w:t xml:space="preserve">, v1.0, San José State Univ., Mar. 2026.</w:t>
       </w:r>
     </w:p>
-    <w:bookmarkEnd w:id="31"/>
+    <w:bookmarkEnd w:id="33"/>
     <w:sectPr>
       <w:footnotePr>
         <w:numRestart w:val="eachSect"/>

--- a/papers/tts/checkable_records.docx
+++ b/papers/tts/checkable_records.docx
@@ -193,19 +193,37 @@
         <w:t xml:space="preserve"> </w:t>
       </w:r>
       <w:r>
-        <w:t xml:space="preserve">priority property and gives dependency edges none, so a graph wired after its</w:t>
-      </w:r>
-      <w:r>
-        <w:t xml:space="preserve"> </w:t>
-      </w:r>
-      <w:r>
-        <w:t xml:space="preserve">results are known cannot be told from one declared in advance. We wired one that</w:t>
-      </w:r>
-      <w:r>
-        <w:t xml:space="preserve"> </w:t>
-      </w:r>
-      <w:r>
-        <w:t xml:space="preserve">way, and the checker accepted it.</w:t>
+        <w:t xml:space="preserve">priority property and gave dependency edges none, so a graph wired after its</w:t>
+      </w:r>
+      <w:r>
+        <w:t xml:space="preserve"> </w:t>
+      </w:r>
+      <w:r>
+        <w:t xml:space="preserve">results are known could not be told from one declared in advance. We wired one</w:t>
+      </w:r>
+      <w:r>
+        <w:t xml:space="preserve"> </w:t>
+      </w:r>
+      <w:r>
+        <w:t xml:space="preserve">that way and the checker accepted it, so we added the missing property: edges</w:t>
+      </w:r>
+      <w:r>
+        <w:t xml:space="preserve"> </w:t>
+      </w:r>
+      <w:r>
+        <w:t xml:space="preserve">now carry provenance, and blast radius is reported over the subgraph whose</w:t>
+      </w:r>
+      <w:r>
+        <w:t xml:space="preserve"> </w:t>
+      </w:r>
+      <w:r>
+        <w:t xml:space="preserve">declarations can be shown to predate their results as well as over the whole.</w:t>
+      </w:r>
+      <w:r>
+        <w:t xml:space="preserve"> </w:t>
+      </w:r>
+      <w:r>
+        <w:t xml:space="preserve">Measured that way the two deployments stand at 0.25 and 0.00.</w:t>
       </w:r>
     </w:p>
     <w:p>
@@ -1339,15 +1357,14 @@
       <w:r>
         <w:t xml:space="preserve">Under the amended specification of Section </w:t>
       </w:r>
-      <w:r>
-        <w:t xml:space="preserve"> </w:t>
-      </w:r>
-      <w:r>
-        <w:t xml:space="preserve">ef</w:t>
-      </w:r>
-      <w:r>
-        <w:t xml:space="preserve">sec:selfcheck</w:t>
-      </w:r>
+      <w:hyperlink w:anchor="sec:selfcheck">
+        <w:r>
+          <w:rPr>
+            <w:rStyle w:val="Hyperlink"/>
+          </w:rPr>
+          <w:t xml:space="preserve">6</w:t>
+        </w:r>
+      </w:hyperlink>
       <w:r>
         <w:t xml:space="preserve"> </w:t>
       </w:r>
@@ -2960,34 +2977,193 @@
         <w:t xml:space="preserve"> </w:t>
       </w:r>
       <w:r>
-        <w:t xml:space="preserve">appraisal argument is entitled to. We have not implemented it. It changes the</w:t>
-      </w:r>
-      <w:r>
-        <w:t xml:space="preserve"> </w:t>
-      </w:r>
-      <w:r>
-        <w:t xml:space="preserve">meaning of every edge in both deployments, and after the clause in</w:t>
-      </w:r>
-      <w:r>
-        <w:t xml:space="preserve"> </w:t>
-      </w:r>
-      <w:r>
-        <w:t xml:space="preserve">Section ef</w:t>
-      </w:r>
-      <w:r>
-        <w:t xml:space="preserve">sec:selfcheck</w:t>
-      </w:r>
-      <w:r>
-        <w:t xml:space="preserve"> </w:t>
-      </w:r>
-      <w:r>
-        <w:t xml:space="preserve">that is a change to make deliberately rather than in</w:t>
-      </w:r>
-      <w:r>
-        <w:t xml:space="preserve"> </w:t>
-      </w:r>
-      <w:r>
-        <w:t xml:space="preserve">the sitting that discovered the need for it.</w:t>
+        <w:t xml:space="preserve">appraisal argument is entitled to.</w:t>
+      </w:r>
+    </w:p>
+    <w:p>
+      <w:pPr>
+        <w:pStyle w:val="BodyText"/>
+      </w:pPr>
+      <w:r>
+        <w:t xml:space="preserve">We implemented it. An edge entry may now carry the date its dependency was</w:t>
+      </w:r>
+      <w:r>
+        <w:t xml:space="preserve"> </w:t>
+      </w:r>
+      <w:r>
+        <w:t xml:space="preserve">declared, the date the row was written, and a pointer to the sealed artifact</w:t>
+      </w:r>
+      <w:r>
+        <w:t xml:space="preserve"> </w:t>
+      </w:r>
+      <w:r>
+        <w:t xml:space="preserve">holding the declaration; it classifies as prospective, backfilled, retrospective</w:t>
+      </w:r>
+      <w:r>
+        <w:t xml:space="preserve"> </w:t>
+      </w:r>
+      <w:r>
+        <w:t xml:space="preserve">or unrecorded; the checker refuses a backfill that names no declaration and one</w:t>
+      </w:r>
+      <w:r>
+        <w:t xml:space="preserve"> </w:t>
+      </w:r>
+      <w:r>
+        <w:t xml:space="preserve">entered before it was declared; and every run reports the four counts, the</w:t>
+      </w:r>
+      <w:r>
+        <w:t xml:space="preserve"> </w:t>
+      </w:r>
+      <w:r>
+        <w:t xml:space="preserve">prospective fraction, and blast radius over the prospective subgraph beside the</w:t>
+      </w:r>
+      <w:r>
+        <w:t xml:space="preserve"> </w:t>
+      </w:r>
+      <w:r>
+        <w:t xml:space="preserve">full one. Unrecorded edges are reported rather than failed, because requiring</w:t>
+      </w:r>
+      <w:r>
+        <w:t xml:space="preserve"> </w:t>
+      </w:r>
+      <w:r>
+        <w:t xml:space="preserve">provenance on every edge would make every converted corpus non-conforming at a</w:t>
+      </w:r>
+      <w:r>
+        <w:t xml:space="preserve"> </w:t>
+      </w:r>
+      <w:r>
+        <w:t xml:space="preserve">stroke, and a conversion nobody can enter is a conversion nobody performs.</w:t>
+      </w:r>
+    </w:p>
+    <w:p>
+      <w:pPr>
+        <w:pStyle w:val="BodyText"/>
+      </w:pPr>
+      <w:r>
+        <w:t xml:space="preserve">Populating it was the test that mattered, and it was done from the record rather</w:t>
+      </w:r>
+      <w:r>
+        <w:t xml:space="preserve"> </w:t>
+      </w:r>
+      <w:r>
+        <w:t xml:space="preserve">than by assertion: each of the eight edges was audited by asking whether the</w:t>
+      </w:r>
+      <w:r>
+        <w:t xml:space="preserve"> </w:t>
+      </w:r>
+      <w:r>
+        <w:t xml:space="preserve">source claim’s sealed registration already names the target. Two do. One of them</w:t>
+      </w:r>
+      <w:r>
+        <w:t xml:space="preserve"> </w:t>
+      </w:r>
+      <w:r>
+        <w:t xml:space="preserve">is the edge that produced the support-cap violation above, which means that</w:t>
+      </w:r>
+      <w:r>
+        <w:t xml:space="preserve"> </w:t>
+      </w:r>
+      <w:r>
+        <w:t xml:space="preserve">inconsistency is not an artifact of wiring the graph today. The programme</w:t>
+      </w:r>
+      <w:r>
+        <w:t xml:space="preserve"> </w:t>
+      </w:r>
+      <w:r>
+        <w:t xml:space="preserve">committed in advance to</w:t>
+      </w:r>
+      <w:r>
+        <w:t xml:space="preserve"> </w:t>
+      </w:r>
+      <w:r>
+        <w:rPr>
+          <w:rStyle w:val="VerbatimChar"/>
+        </w:rPr>
+        <w:t xml:space="preserve">GO-12</w:t>
+      </w:r>
+      <w:r>
+        <w:t xml:space="preserve"> </w:t>
+      </w:r>
+      <w:r>
+        <w:t xml:space="preserve">resting on</w:t>
+      </w:r>
+      <w:r>
+        <w:t xml:space="preserve"> </w:t>
+      </w:r>
+      <w:r>
+        <w:rPr>
+          <w:rStyle w:val="VerbatimChar"/>
+        </w:rPr>
+        <w:t xml:space="preserve">GO-11</w:t>
+      </w:r>
+      <w:r>
+        <w:t xml:space="preserve">, and the class</w:t>
+      </w:r>
+      <w:r>
+        <w:t xml:space="preserve"> </w:t>
+      </w:r>
+      <w:r>
+        <w:t xml:space="preserve">assignment has disagreed with that commitment ever since.</w:t>
+      </w:r>
+    </w:p>
+    <w:p>
+      <w:pPr>
+        <w:pStyle w:val="BodyText"/>
+      </w:pPr>
+      <w:r>
+        <w:t xml:space="preserve">The two columns the mechanism produces are the ones the appraisal argument turns</w:t>
+      </w:r>
+      <w:r>
+        <w:t xml:space="preserve"> </w:t>
+      </w:r>
+      <w:r>
+        <w:t xml:space="preserve">on. Refuting</w:t>
+      </w:r>
+      <w:r>
+        <w:t xml:space="preserve"> </w:t>
+      </w:r>
+      <w:r>
+        <w:rPr>
+          <w:rStyle w:val="VerbatimChar"/>
+        </w:rPr>
+        <w:t xml:space="preserve">GO-11</w:t>
+      </w:r>
+      <w:r>
+        <w:t xml:space="preserve"> </w:t>
+      </w:r>
+      <w:r>
+        <w:t xml:space="preserve">strikes two claims on the programme’s present</w:t>
+      </w:r>
+      <w:r>
+        <w:t xml:space="preserve"> </w:t>
+      </w:r>
+      <w:r>
+        <w:t xml:space="preserve">beliefs and one on what the record can show it fixed in advance. Deployment A’s</w:t>
+      </w:r>
+      <w:r>
+        <w:t xml:space="preserve"> </w:t>
+      </w:r>
+      <w:r>
+        <w:t xml:space="preserve">prospective fraction is 0.25 and Deployment B’s is 0.00, its 196 edges being</w:t>
+      </w:r>
+      <w:r>
+        <w:t xml:space="preserve"> </w:t>
+      </w:r>
+      <w:r>
+        <w:t xml:space="preserve">entirely unrecorded. Both remain as conforming as they were. What has changed is</w:t>
+      </w:r>
+      <w:r>
+        <w:t xml:space="preserve"> </w:t>
+      </w:r>
+      <w:r>
+        <w:t xml:space="preserve">that a programme can no longer report the full blast radius while claiming the</w:t>
+      </w:r>
+      <w:r>
+        <w:t xml:space="preserve"> </w:t>
+      </w:r>
+      <w:r>
+        <w:t xml:space="preserve">warrant of the prospective one, because the report prints both.</w:t>
       </w:r>
     </w:p>
     <w:bookmarkEnd w:id="26"/>
@@ -3479,11 +3655,16 @@
         <w:t xml:space="preserve"> </w:t>
       </w:r>
       <w:r>
-        <w:t xml:space="preserve">dependency field, reported in Section ef</w:t>
-      </w:r>
-      <w:r>
-        <w:t xml:space="preserve">sec:spine</w:t>
-      </w:r>
+        <w:t xml:space="preserve">dependency field, reported in Section </w:t>
+      </w:r>
+      <w:hyperlink w:anchor="sec:spine">
+        <w:r>
+          <w:rPr>
+            <w:rStyle w:val="Hyperlink"/>
+          </w:rPr>
+          <w:t xml:space="preserve">7</w:t>
+        </w:r>
+      </w:hyperlink>
       <w:r>
         <w:t xml:space="preserve">. It now carries a real but</w:t>
       </w:r>

--- a/papers/tts/checkable_records.docx
+++ b/papers/tts/checkable_records.docx
@@ -2670,15 +2670,24 @@
         <w:pStyle w:val="BodyText"/>
       </w:pPr>
       <w:r>
-        <w:t xml:space="preserve">extbf</w:t>
-      </w:r>
-      <w:r>
+        <w:rPr>
+          <w:b/>
+          <w:bCs/>
+        </w:rPr>
         <w:t xml:space="preserve">Most of the first run was the converter’s error, and reporting that is</w:t>
       </w:r>
       <w:r>
-        <w:t xml:space="preserve"> </w:t>
-      </w:r>
-      <w:r>
+        <w:rPr>
+          <w:b/>
+          <w:bCs/>
+        </w:rPr>
+        <w:t xml:space="preserve"> </w:t>
+      </w:r>
+      <w:r>
+        <w:rPr>
+          <w:b/>
+          <w:bCs/>
+        </w:rPr>
         <w:t xml:space="preserve">part of the result.</w:t>
       </w:r>
       <w:r>
@@ -2797,9 +2806,15 @@
         <w:pStyle w:val="BodyText"/>
       </w:pPr>
       <w:r>
-        <w:t xml:space="preserve">The sixth is the one the graph was built to find. exttt</w:t>
-      </w:r>
-      <w:r>
+        <w:t xml:space="preserve">The sixth is the one the graph was built to find.</w:t>
+      </w:r>
+      <w:r>
+        <w:t xml:space="preserve"> </w:t>
+      </w:r>
+      <w:r>
+        <w:rPr>
+          <w:rStyle w:val="VerbatimChar"/>
+        </w:rPr>
         <w:t xml:space="preserve">GO-12</w:t>
       </w:r>
       <w:r>
@@ -2812,9 +2827,15 @@
         <w:t xml:space="preserve"> </w:t>
       </w:r>
       <w:r>
-        <w:t xml:space="preserve">registered in advance and rests on exttt</w:t>
-      </w:r>
-      <w:r>
+        <w:t xml:space="preserve">registered in advance and rests on</w:t>
+      </w:r>
+      <w:r>
+        <w:t xml:space="preserve"> </w:t>
+      </w:r>
+      <w:r>
+        <w:rPr>
+          <w:rStyle w:val="VerbatimChar"/>
+        </w:rPr>
         <w:t xml:space="preserve">GO-11</w:t>
       </w:r>
       <w:r>
